--- a/0025168-87.2014.8.16.0035 Ap.docx
+++ b/0025168-87.2014.8.16.0035 Ap.docx
@@ -223,7 +223,14 @@
         <w:rPr>
           <w:b/>
         </w:rPr>
-        <w:t>, como maus antecedentes ou reincidência, está em consonância com o princípio constitucional da individualização da pena. Tema 1</w:t>
+        <w:t xml:space="preserve">, como maus antecedentes ou reincidência, está em consonância com </w:t>
+      </w:r>
+      <w:r>
+        <w:rPr>
+          <w:b/>
+        </w:rPr>
+        <w:lastRenderedPageBreak/>
+        <w:t>o princípio constitucional da individualização da pena. Tema 1</w:t>
       </w:r>
       <w:r>
         <w:rPr>
@@ -4209,8 +4216,8 @@
 </file>
 
 <file path=customXml/item1.xml><?xml version="1.0" encoding="utf-8"?>
-<ct:contentTypeSchema xmlns:ct="http://schemas.microsoft.com/office/2006/metadata/contentType" xmlns:ma="http://schemas.microsoft.com/office/2006/metadata/properties/metaAttributes" ct:_="" ma:_="" ma:contentTypeName="Documento" ma:contentTypeID="0x010100047196AB5BBE5E429A3A4541B64F6B06" ma:contentTypeVersion="10" ma:contentTypeDescription="Crie um novo documento." ma:contentTypeScope="" ma:versionID="561e2fb7a4b2050ed644ab5f56afcb86">
-  <xsd:schema xmlns:xsd="http://www.w3.org/2001/XMLSchema" xmlns:xs="http://www.w3.org/2001/XMLSchema" xmlns:p="http://schemas.microsoft.com/office/2006/metadata/properties" xmlns:ns2="c04bd5eb-5da3-4c78-b159-2bc8443a6345" xmlns:ns3="0b1c8c71-5c14-46ef-9c85-f6af5a95de9b" targetNamespace="http://schemas.microsoft.com/office/2006/metadata/properties" ma:root="true" ma:fieldsID="70940b4c58051c96231cc2ff0c54fd50" ns2:_="" ns3:_="">
+<ct:contentTypeSchema xmlns:ct="http://schemas.microsoft.com/office/2006/metadata/contentType" xmlns:ma="http://schemas.microsoft.com/office/2006/metadata/properties/metaAttributes" ct:_="" ma:_="" ma:contentTypeName="Documento" ma:contentTypeID="0x010100047196AB5BBE5E429A3A4541B64F6B06" ma:contentTypeVersion="11" ma:contentTypeDescription="Crie um novo documento." ma:contentTypeScope="" ma:versionID="f9b77c0a9ca16248db2a354a9324d574">
+  <xsd:schema xmlns:xsd="http://www.w3.org/2001/XMLSchema" xmlns:xs="http://www.w3.org/2001/XMLSchema" xmlns:p="http://schemas.microsoft.com/office/2006/metadata/properties" xmlns:ns2="c04bd5eb-5da3-4c78-b159-2bc8443a6345" xmlns:ns3="0b1c8c71-5c14-46ef-9c85-f6af5a95de9b" targetNamespace="http://schemas.microsoft.com/office/2006/metadata/properties" ma:root="true" ma:fieldsID="f83b46afa82d5de6e7294c7773150add" ns2:_="" ns3:_="">
     <xsd:import namespace="c04bd5eb-5da3-4c78-b159-2bc8443a6345"/>
     <xsd:import namespace="0b1c8c71-5c14-46ef-9c85-f6af5a95de9b"/>
     <xsd:element name="properties">
@@ -4228,6 +4235,7 @@
                 <xsd:element ref="ns2:MediaLengthInSeconds" minOccurs="0"/>
                 <xsd:element ref="ns2:lcf76f155ced4ddcb4097134ff3c332f" minOccurs="0"/>
                 <xsd:element ref="ns3:TaxCatchAll" minOccurs="0"/>
+                <xsd:element ref="ns2:MediaServiceOCR" minOccurs="0"/>
               </xsd:all>
             </xsd:complexType>
           </xsd:element>
@@ -4279,6 +4287,13 @@
           <xsd:element ref="pc:Terms" minOccurs="0" maxOccurs="1"/>
         </xsd:sequence>
       </xsd:complexType>
+    </xsd:element>
+    <xsd:element name="MediaServiceOCR" ma:index="18" nillable="true" ma:displayName="Extracted Text" ma:internalName="MediaServiceOCR" ma:readOnly="true">
+      <xsd:simpleType>
+        <xsd:restriction base="dms:Note">
+          <xsd:maxLength value="255"/>
+        </xsd:restriction>
+      </xsd:simpleType>
     </xsd:element>
   </xsd:schema>
   <xsd:schema xmlns:xsd="http://www.w3.org/2001/XMLSchema" xmlns:xs="http://www.w3.org/2001/XMLSchema" xmlns:dms="http://schemas.microsoft.com/office/2006/documentManagement/types" xmlns:pc="http://schemas.microsoft.com/office/infopath/2007/PartnerControls" targetNamespace="0b1c8c71-5c14-46ef-9c85-f6af5a95de9b" elementFormDefault="qualified">
@@ -4396,6 +4411,15 @@
 </file>
 
 <file path=customXml/item2.xml><?xml version="1.0" encoding="utf-8"?>
+<?mso-contentType ?>
+<FormTemplates xmlns="http://schemas.microsoft.com/sharepoint/v3/contenttype/forms">
+  <Display>DocumentLibraryForm</Display>
+  <Edit>DocumentLibraryForm</Edit>
+  <New>DocumentLibraryForm</New>
+</FormTemplates>
+</file>
+
+<file path=customXml/item3.xml><?xml version="1.0" encoding="utf-8"?>
 <p:properties xmlns:p="http://schemas.microsoft.com/office/2006/metadata/properties" xmlns:xsi="http://www.w3.org/2001/XMLSchema-instance" xmlns:pc="http://schemas.microsoft.com/office/infopath/2007/PartnerControls">
   <documentManagement>
     <TaxCatchAll xmlns="0b1c8c71-5c14-46ef-9c85-f6af5a95de9b" xsi:nil="true"/>
@@ -4406,20 +4430,19 @@
 </p:properties>
 </file>
 
-<file path=customXml/item3.xml><?xml version="1.0" encoding="utf-8"?>
-<?mso-contentType ?>
-<FormTemplates xmlns="http://schemas.microsoft.com/sharepoint/v3/contenttype/forms">
-  <Display>DocumentLibraryForm</Display>
-  <Edit>DocumentLibraryForm</Edit>
-  <New>DocumentLibraryForm</New>
-</FormTemplates>
-</file>
-
 <file path=customXml/itemProps1.xml><?xml version="1.0" encoding="utf-8"?>
-<ds:datastoreItem xmlns:ds="http://schemas.openxmlformats.org/officeDocument/2006/customXml" ds:itemID="{18528C00-2AAA-40F5-A0AB-1C40C338BD0C}"/>
+<ds:datastoreItem xmlns:ds="http://schemas.openxmlformats.org/officeDocument/2006/customXml" ds:itemID="{21FF36F2-22EA-4253-97FB-FE4BA515F41D}"/>
 </file>
 
 <file path=customXml/itemProps2.xml><?xml version="1.0" encoding="utf-8"?>
+<ds:datastoreItem xmlns:ds="http://schemas.openxmlformats.org/officeDocument/2006/customXml" ds:itemID="{2C3C5A18-DA86-45E0-804E-4185D99FA6E7}">
+  <ds:schemaRefs>
+    <ds:schemaRef ds:uri="http://schemas.microsoft.com/sharepoint/v3/contenttype/forms"/>
+  </ds:schemaRefs>
+</ds:datastoreItem>
+</file>
+
+<file path=customXml/itemProps3.xml><?xml version="1.0" encoding="utf-8"?>
 <ds:datastoreItem xmlns:ds="http://schemas.openxmlformats.org/officeDocument/2006/customXml" ds:itemID="{04DB9C68-B48C-4638-B857-B8B473A7A258}">
   <ds:schemaRefs>
     <ds:schemaRef ds:uri="http://schemas.microsoft.com/office/2006/metadata/properties"/>
@@ -4428,12 +4451,4 @@
     <ds:schemaRef ds:uri="c04bd5eb-5da3-4c78-b159-2bc8443a6345"/>
   </ds:schemaRefs>
 </ds:datastoreItem>
-</file>
-
-<file path=customXml/itemProps3.xml><?xml version="1.0" encoding="utf-8"?>
-<ds:datastoreItem xmlns:ds="http://schemas.openxmlformats.org/officeDocument/2006/customXml" ds:itemID="{2C3C5A18-DA86-45E0-804E-4185D99FA6E7}">
-  <ds:schemaRefs>
-    <ds:schemaRef ds:uri="http://schemas.microsoft.com/sharepoint/v3/contenttype/forms"/>
-  </ds:schemaRefs>
-</ds:datastoreItem>
 </file>